--- a/output/docx/fr/BUFR_TableD_fr_03.docx
+++ b/output/docx/fr/BUFR_TableD_fr_03.docx
@@ -17289,7 +17289,7 @@
           <w:i/>
           <w:sz w:val="14"/>
         </w:rPr>
-        <w:t>Note 15: Les descripteurs 3 03 021 à 3 03 027 ne sont pas disponibles dans le CREX.</w:t>
+        <w:t>Note D15: Les descripteurs 3 03 021 à 3 03 027 ne sont pas disponibles dans le CREX.</w:t>
       </w:r>
     </w:p>
     <w:p>
@@ -17299,7 +17299,7 @@
           <w:i/>
           <w:sz w:val="14"/>
         </w:rPr>
-        <w:t>Note 34: Le décalage en latitude 0 05 015 est établi par rapport à la latitude du site du lâcher. Le décalage en longitude 0 06 015 est établi par rapport à la longitude du site du lâcher.</w:t>
+        <w:t>Note D34: Le décalage en latitude 0 05 015 est établi par rapport à la latitude du site du lâcher. Le décalage en longitude 0 06 015 est établi par rapport à la longitude du site du lâcher.</w:t>
       </w:r>
     </w:p>
     <w:p>
@@ -17309,7 +17309,7 @@
           <w:i/>
           <w:sz w:val="14"/>
         </w:rPr>
-        <w:t>Note 35: Le décalage dans le temps de longue durée 0 04 086 est établi par rapport à l’heure du lâcher 3 01 013 (en secondes).</w:t>
+        <w:t>Note D35: Le décalage dans le temps de longue durée 0 04 086 est établi par rapport à l’heure du lâcher 3 01 013 (en secondes).</w:t>
       </w:r>
     </w:p>
     <w:sectPr>
